--- a/recording/3_10第二次会议/会议记录.docx
+++ b/recording/3_10第二次会议/会议记录.docx
@@ -348,6 +348,59 @@
                 <w:szCs w:val="21"/>
               </w:rPr>
               <w:t>项目文档产出与分工安排</w:t>
+            </w:r>
+          </w:p>
+        </w:tc>
+      </w:tr>
+      <w:tr>
+        <w:tc>
+          <w:tcPr>
+            <w:tcW w:w="1091" w:type="dxa"/>
+          </w:tcPr>
+          <w:p>
+            <w:pPr>
+              <w:jc w:val="center"/>
+              <w:rPr>
+                <w:rFonts w:asciiTheme="minorEastAsia" w:hAnsiTheme="minorEastAsia" w:cstheme="minorEastAsia" w:hint="eastAsia"/>
+                <w:b/>
+                <w:bCs/>
+                <w:szCs w:val="21"/>
+              </w:rPr>
+            </w:pPr>
+            <w:r>
+              <w:rPr>
+                <w:rFonts w:asciiTheme="minorEastAsia" w:hAnsiTheme="minorEastAsia" w:cstheme="minorEastAsia" w:hint="eastAsia"/>
+                <w:b/>
+                <w:bCs/>
+                <w:szCs w:val="21"/>
+              </w:rPr>
+              <w:t>上周总结</w:t>
+            </w:r>
+          </w:p>
+        </w:tc>
+        <w:tc>
+          <w:tcPr>
+            <w:tcW w:w="7431" w:type="dxa"/>
+            <w:gridSpan w:val="5"/>
+          </w:tcPr>
+          <w:p>
+            <w:pPr>
+              <w:jc w:val="center"/>
+              <w:rPr>
+                <w:rFonts w:asciiTheme="minorEastAsia" w:hAnsiTheme="minorEastAsia" w:cstheme="minorEastAsia" w:hint="eastAsia"/>
+                <w:b/>
+                <w:bCs/>
+                <w:szCs w:val="21"/>
+              </w:rPr>
+            </w:pPr>
+            <w:r>
+              <w:rPr>
+                <w:rFonts w:asciiTheme="minorEastAsia" w:hAnsiTheme="minorEastAsia" w:cstheme="minorEastAsia" w:hint="eastAsia"/>
+                <w:b/>
+                <w:bCs/>
+                <w:szCs w:val="21"/>
+              </w:rPr>
+              <w:t>上次启动会议已完成竞品调研与产品方向讨论：确定以华为云 ModelArts 为核心对标，形成大众层、专业层、多智能体三层产品架构思路。会后布置的客户群识别、项目愿景文件研究、SRS 文件研究、需求跟踪矩阵配置、需求项目计划与甘特图制定等任务尚处于启动阶段，尚未形成正式文档产出。</w:t>
             </w:r>
           </w:p>
         </w:tc>
